--- a/public/notes/情书.docx
+++ b/public/notes/情书.docx
@@ -3,19 +3,74 @@
 <w:document xmlns:wpc="http://schemas.microsoft.com/office/word/2010/wordprocessingCanvas" xmlns:cx="http://schemas.microsoft.com/office/drawing/2014/chartex" xmlns:cx1="http://schemas.microsoft.com/office/drawing/2015/9/8/chartex" xmlns:cx2="http://schemas.microsoft.com/office/drawing/2015/10/21/chartex" xmlns:cx3="http://schemas.microsoft.com/office/drawing/2016/5/9/chartex" xmlns:cx4="http://schemas.microsoft.com/office/drawing/2016/5/10/chartex" xmlns:cx5="http://schemas.microsoft.com/office/drawing/2016/5/11/chartex" xmlns:cx6="http://schemas.microsoft.com/office/drawing/2016/5/12/chartex" xmlns:cx7="http://schemas.microsoft.com/office/drawing/2016/5/13/chartex" xmlns:cx8="http://schemas.microsoft.com/office/drawing/2016/5/14/chartex" xmlns:mc="http://schemas.openxmlformats.org/markup-compatibility/2006" xmlns:aink="http://schemas.microsoft.com/office/drawing/2016/ink" xmlns:am3d="http://schemas.microsoft.com/office/drawing/2017/model3d" xmlns:o="urn:schemas-microsoft-com:office:office" xmlns:oel="http://schemas.microsoft.com/office/2019/extlst" xmlns:r="http://schemas.openxmlformats.org/officeDocument/2006/relationships" xmlns:m="http://schemas.openxmlformats.org/officeDocument/2006/math" xmlns:v="urn:schemas-microsoft-com:vml" xmlns:wp14="http://schemas.microsoft.com/office/word/2010/wordprocessingDrawing" xmlns:wp="http://schemas.openxmlformats.org/drawingml/2006/wordprocessingDrawing" xmlns:w10="urn:schemas-microsoft-com:office:word" xmlns:w="http://schemas.openxmlformats.org/wordprocessingml/2006/main" xmlns:w14="http://schemas.microsoft.com/office/word/2010/wordml" xmlns:w15="http://schemas.microsoft.com/office/word/2012/wordml" xmlns:w16cex="http://schemas.microsoft.com/office/word/2018/wordml/cex" xmlns:w16cid="http://schemas.microsoft.com/office/word/2016/wordml/cid" xmlns:w16="http://schemas.microsoft.com/office/word/2018/wordml" xmlns:w16du="http://schemas.microsoft.com/office/word/2023/wordml/word16du" xmlns:w16sdtdh="http://schemas.microsoft.com/office/word/2020/wordml/sdtdatahash" xmlns:w16sdtfl="http://schemas.microsoft.com/office/word/2024/wordml/sdtformatlock" xmlns:w16se="http://schemas.microsoft.com/office/word/2015/wordml/symex" xmlns:wpg="http://schemas.microsoft.com/office/word/2010/wordprocessingGroup" xmlns:wpi="http://schemas.microsoft.com/office/word/2010/wordprocessingInk" xmlns:wne="http://schemas.microsoft.com/office/word/2006/wordml" xmlns:wps="http://schemas.microsoft.com/office/word/2010/wordprocessingShape" mc:Ignorable="w14 w15 w16se w16cid w16 w16cex w16sdtdh w16sdtfl w16du wp14">
   <w:body>
     <w:p>
-      <w:r>
-        <w:t>润</w:t>
-      </w:r>
-      <w:proofErr w:type="gramStart"/>
-      <w:r>
-        <w:t>霖</w:t>
-      </w:r>
-      <w:proofErr w:type="gramEnd"/>
-      <w:r>
-        <w:t>：</w:t>
+      <w:pPr>
+        <w:rPr>
+          <w:rFonts w:hint="eastAsia"/>
+        </w:rPr>
+      </w:pPr>
+      <w:r>
+        <w:rPr>
+          <w:noProof/>
+        </w:rPr>
+        <w:drawing>
+          <wp:inline distT="0" distB="0" distL="0" distR="0" wp14:anchorId="4DED9C53" wp14:editId="7157AACB">
+            <wp:extent cx="5266690" cy="7510145"/>
+            <wp:effectExtent l="0" t="0" r="0" b="0"/>
+            <wp:docPr id="1672590177" name="图片 1"/>
+            <wp:cNvGraphicFramePr>
+              <a:graphicFrameLocks xmlns:a="http://schemas.openxmlformats.org/drawingml/2006/main" noChangeAspect="1"/>
+            </wp:cNvGraphicFramePr>
+            <a:graphic xmlns:a="http://schemas.openxmlformats.org/drawingml/2006/main">
+              <a:graphicData uri="http://schemas.openxmlformats.org/drawingml/2006/picture">
+                <pic:pic xmlns:pic="http://schemas.openxmlformats.org/drawingml/2006/picture">
+                  <pic:nvPicPr>
+                    <pic:cNvPr id="0" name="Picture 1"/>
+                    <pic:cNvPicPr>
+                      <a:picLocks noChangeAspect="1" noChangeArrowheads="1"/>
+                    </pic:cNvPicPr>
+                  </pic:nvPicPr>
+                  <pic:blipFill>
+                    <a:blip r:embed="rId6">
+                      <a:extLst>
+                        <a:ext uri="{28A0092B-C50C-407E-A947-70E740481C1C}">
+                          <a14:useLocalDpi xmlns:a14="http://schemas.microsoft.com/office/drawing/2010/main" val="0"/>
+                        </a:ext>
+                      </a:extLst>
+                    </a:blip>
+                    <a:srcRect/>
+                    <a:stretch>
+                      <a:fillRect/>
+                    </a:stretch>
+                  </pic:blipFill>
+                  <pic:spPr bwMode="auto">
+                    <a:xfrm>
+                      <a:off x="0" y="0"/>
+                      <a:ext cx="5266690" cy="7510145"/>
+                    </a:xfrm>
+                    <a:prstGeom prst="rect">
+                      <a:avLst/>
+                    </a:prstGeom>
+                    <a:noFill/>
+                    <a:ln>
+                      <a:noFill/>
+                    </a:ln>
+                  </pic:spPr>
+                </pic:pic>
+              </a:graphicData>
+            </a:graphic>
+          </wp:inline>
+        </w:drawing>
+      </w:r>
+      <w:r>
+        <w:t>润霖：</w:t>
       </w:r>
     </w:p>
     <w:p>
+      <w:pPr>
+        <w:rPr>
+          <w:rFonts w:hint="eastAsia"/>
+        </w:rPr>
+      </w:pPr>
       <w:r>
         <w:t>此刻我握着笔，纸页被台灯照得发亮，可墨迹却比心跳还慢。我总在想，该怎么开口说“我好像很早就注意到你了”——或许该从那个藏着少女羞涩的开学自我介绍说起？那天教室的无影灯一盏盏亮起，</w:t>
       </w:r>
@@ -41,7 +96,11 @@
       </w:r>
       <w:proofErr w:type="gramEnd"/>
       <w:r>
-        <w:t>雪，却又泛着点粉，像被春风吻过的玫瑰</w:t>
+        <w:t>雪，却又</w:t>
+      </w:r>
+      <w:r>
+        <w:lastRenderedPageBreak/>
+        <w:t>泛着点粉，像被春风吻过的玫瑰</w:t>
       </w:r>
       <w:proofErr w:type="gramStart"/>
       <w:r>
@@ -53,6 +112,11 @@
       </w:r>
     </w:p>
     <w:p>
+      <w:pPr>
+        <w:rPr>
+          <w:rFonts w:hint="eastAsia"/>
+        </w:rPr>
+      </w:pPr>
       <w:r>
         <w:t>后来我才懂，原来“灵魂出窍”不是传说。那天字帖在桌上摊开，我握着笔，手腕软</w:t>
       </w:r>
@@ -90,6 +154,11 @@
       </w:r>
     </w:p>
     <w:p>
+      <w:pPr>
+        <w:rPr>
+          <w:rFonts w:hint="eastAsia"/>
+        </w:rPr>
+      </w:pPr>
       <w:r>
         <w:t>你看，我多没用啊。课间坐在教室角落看云，明明该背单词，脑子却循环播放你擦黑板时踮脚的样子；跑操时故意绕到队伍最后，只为能多看你马尾</w:t>
       </w:r>
@@ -103,6 +172,11 @@
       </w:r>
     </w:p>
     <w:p>
+      <w:pPr>
+        <w:rPr>
+          <w:rFonts w:hint="eastAsia"/>
+        </w:rPr>
+      </w:pPr>
       <w:r>
         <w:t>我试过说服自己：“不过是见色起意罢了。”可深夜躺床上时，那些细节反而更清晰——你</w:t>
       </w:r>
@@ -124,11 +198,21 @@
       </w:r>
     </w:p>
     <w:p>
+      <w:pPr>
+        <w:rPr>
+          <w:rFonts w:hint="eastAsia"/>
+        </w:rPr>
+      </w:pPr>
       <w:r>
         <w:t>你走得太快，我甚至没看清你今天扎的是高马尾还是低马尾——但那缕熟悉的香气还在，绕着我转了整节课。我突然慌了：如果初二结束、初三结束，甚至毕业那天，我都没说出口，会不会像这张椅子一样，被时间磨掉所有勇气？</w:t>
       </w:r>
     </w:p>
     <w:p>
+      <w:pPr>
+        <w:rPr>
+          <w:rFonts w:hint="eastAsia"/>
+        </w:rPr>
+      </w:pPr>
       <w:r>
         <w:t>润</w:t>
       </w:r>
@@ -150,16 +234,32 @@
       </w:r>
     </w:p>
     <w:p>
+      <w:pPr>
+        <w:rPr>
+          <w:rFonts w:hint="eastAsia"/>
+        </w:rPr>
+      </w:pPr>
       <w:r>
         <w:t>写这封信时，我手还在抖。但比起“被拒绝”，我更怕“没说过”。所以，能不能给我一个机会？让我从“偷偷看你”的人，变成“陪你看云”的人？</w:t>
       </w:r>
     </w:p>
     <w:p>
+      <w:pPr>
+        <w:rPr>
+          <w:rFonts w:hint="eastAsia"/>
+        </w:rPr>
+      </w:pPr>
       <w:r>
         <w:t>今晚的月光很亮，像你那天眼睛里的光。</w:t>
       </w:r>
     </w:p>
-    <w:p/>
+    <w:p>
+      <w:pPr>
+        <w:rPr>
+          <w:rFonts w:hint="eastAsia"/>
+        </w:rPr>
+      </w:pPr>
+    </w:p>
     <w:sectPr>
       <w:pgSz w:w="11906" w:h="16838"/>
       <w:pgMar w:top="1440" w:right="1800" w:bottom="1440" w:left="1800" w:header="851" w:footer="992" w:gutter="0"/>
@@ -839,6 +939,7 @@
   <w:style w:type="character" w:default="1" w:styleId="a0">
     <w:name w:val="Default Paragraph Font"/>
     <w:uiPriority w:val="1"/>
+    <w:semiHidden/>
     <w:unhideWhenUsed/>
   </w:style>
   <w:style w:type="table" w:default="1" w:styleId="a1">
